--- a/docs/atlas/ATL-18_Loai-thu-chi.docx
+++ b/docs/atlas/ATL-18_Loai-thu-chi.docx
@@ -313,7 +313,7 @@
                 <w:sz w:val="19"/>
                 <w:szCs w:val="19"/>
               </w:rPr>
-              <w:t xml:space="preserve">1.0 — 22/10/2026</w:t>
+              <w:t xml:space="preserve">1.1 — 23/10/2026</w:t>
             </w:r>
           </w:p>
         </w:tc>
@@ -519,7 +519,7 @@
           <w:sz w:val="19"/>
           <w:szCs w:val="19"/>
         </w:rPr>
-        <w:t xml:space="preserve">Lưu ý: các mã quyền là danh mục đã định nghĩa (xem ATL-23); giao diện hiện chưa kiểm tra quyền — mọi tài khoản đăng nhập đều xem và dùng được mọi chức năng.</w:t>
+        <w:t xml:space="preserve">Lưu ý: quyền được kiểm tra ở cả hai nơi — giao diện ẩn trang, mục menu và nút mà chức vụ không có quyền; máy chủ kiểm tra lại ở mọi API (thiếu quyền thì báo "Chức vụ của bạn chưa có quyền…"). Danh mục quyền: ATL-23.</w:t>
       </w:r>
     </w:p>
     <w:p>
@@ -2532,7 +2532,7 @@
           <w:sz w:val="21"/>
           <w:szCs w:val="21"/>
         </w:rPr>
-        <w:t xml:space="preserve">Hệ thống hiện chạy trên dữ liệu mô phỏng (mock) trong trình duyệt; các quy tắc dưới đây là hành vi đã cài đặt ở giao diện và sẽ ánh xạ 1:1 sang API backend.</w:t>
+        <w:t xml:space="preserve">Dữ liệu được lưu ở máy chủ (cơ sở dữ liệu PostgreSQL) và đọc / ghi qua API; các quy tắc nghiệp vụ trong tài liệu này được áp ở máy chủ, giao diện báo lỗi sớm cho người dùng. Mỗi thao tác ghi để lại một dòng Nhật ký hoạt động (ATL-27).</w:t>
       </w:r>
     </w:p>
     <w:sectPr>

--- a/docs/atlas/ATL-18_Loai-thu-chi.docx
+++ b/docs/atlas/ATL-18_Loai-thu-chi.docx
@@ -1,6 +1,6 @@
 
 <file path=word/document.xml><?xml version="1.0" encoding="utf-8"?>
-<w:document xmlns:wpc="http://schemas.microsoft.com/office/word/2010/wordprocessingCanvas" xmlns:mc="http://schemas.openxmlformats.org/markup-compatibility/2006" xmlns:o="urn:schemas-microsoft-com:office:office" xmlns:r="http://schemas.openxmlformats.org/officeDocument/2006/relationships" xmlns:m="http://schemas.openxmlformats.org/officeDocument/2006/math" xmlns:v="urn:schemas-microsoft-com:vml" xmlns:wp14="http://schemas.microsoft.com/office/word/2010/wordprocessingDrawing" xmlns:wp="http://schemas.openxmlformats.org/drawingml/2006/wordprocessingDrawing" xmlns:w10="urn:schemas-microsoft-com:office:word" xmlns:w="http://schemas.openxmlformats.org/wordprocessingml/2006/main" xmlns:w14="http://schemas.microsoft.com/office/word/2010/wordml" xmlns:w15="http://schemas.microsoft.com/office/word/2012/wordml" xmlns:wpg="http://schemas.microsoft.com/office/word/2010/wordprocessingGroup" xmlns:wpi="http://schemas.microsoft.com/office/word/2010/wordprocessingInk" xmlns:wne="http://schemas.microsoft.com/office/word/2006/wordml" xmlns:wps="http://schemas.microsoft.com/office/word/2010/wordprocessingShape" xmlns:cx="http://schemas.microsoft.com/office/drawing/2014/chartex" xmlns:cx1="http://schemas.microsoft.com/office/drawing/2015/9/8/chartex" xmlns:cx2="http://schemas.microsoft.com/office/drawing/2015/10/21/chartex" xmlns:cx3="http://schemas.microsoft.com/office/drawing/2016/5/9/chartex" xmlns:cx4="http://schemas.microsoft.com/office/drawing/2016/5/10/chartex" xmlns:cx5="http://schemas.microsoft.com/office/drawing/2016/5/11/chartex" xmlns:cx6="http://schemas.microsoft.com/office/drawing/2016/5/12/chartex" xmlns:cx7="http://schemas.microsoft.com/office/drawing/2016/5/13/chartex" xmlns:cx8="http://schemas.microsoft.com/office/drawing/2016/5/14/chartex" xmlns:aink="http://schemas.microsoft.com/office/drawing/2016/ink" xmlns:am3d="http://schemas.microsoft.com/office/drawing/2017/model3d" xmlns:w16cex="http://schemas.microsoft.com/office/word/2018/wordml/cex" xmlns:w16cid="http://schemas.microsoft.com/office/word/2016/wordml/cid" xmlns:w16="http://schemas.microsoft.com/office/word/2018/wordml" xmlns:w16sdtdh="http://schemas.microsoft.com/office/word/2020/wordml/sdtdatahash" xmlns:w16se="http://schemas.microsoft.com/office/word/2015/wordml/symex" mc:Ignorable="w14 w15 wp14">
+<w:document xmlns:r="http://schemas.openxmlformats.org/officeDocument/2006/relationships" xmlns:w="http://schemas.openxmlformats.org/wordprocessingml/2006/main">
   <w:body>
     <w:p>
       <w:pPr>
@@ -313,7 +313,7 @@
                 <w:sz w:val="19"/>
                 <w:szCs w:val="19"/>
               </w:rPr>
-              <w:t xml:space="preserve">1.1 — 23/10/2026</w:t>
+              <w:t xml:space="preserve">1.2 — 29/10/2026</w:t>
             </w:r>
           </w:p>
         </w:tc>
@@ -386,11 +386,6 @@
         </w:tc>
       </w:tr>
     </w:tbl>
-    <w:p>
-      <w:pPr>
-        <w:spacing w:after="80"/>
-      </w:pPr>
-    </w:p>
     <w:p>
       <w:pPr>
         <w:pStyle w:val="Heading1"/>
@@ -463,7 +458,7 @@
         <w:pStyle w:val="ListParagraph"/>
         <w:numPr>
           <w:ilvl w:val="0"/>
-          <w:numId w:val="2"/>
+          <w:numId w:val="1"/>
         </w:numPr>
         <w:spacing w:after="60" w:line="290"/>
       </w:pPr>
@@ -504,7 +499,7 @@
           <w:sz w:val="21"/>
           <w:szCs w:val="21"/>
         </w:rPr>
-        <w:t xml:space="preserve">voucher.view; cấu hình theo quyền kế toán.</w:t>
+        <w:t xml:space="preserve">voucher.view (xem); voucher.manage_category (thêm, sửa, đặt mặc định, ngừng dùng).</w:t>
       </w:r>
     </w:p>
     <w:p>
@@ -542,7 +537,7 @@
     </w:p>
     <w:tbl>
       <w:tblPr>
-        <w:tblW w:type="dxa" w:w="7124"/>
+        <w:tblW w:type="dxa" w:w="9638"/>
         <w:tblBorders>
           <w:top w:val="single" w:color="auto" w:sz="4"/>
           <w:left w:val="single" w:color="auto" w:sz="4"/>
@@ -553,11 +548,11 @@
         </w:tblBorders>
       </w:tblPr>
       <w:tblGrid>
-        <w:gridCol w:w="2100"/>
+        <w:gridCol w:w="2938"/>
         <w:gridCol w:w="412"/>
-        <w:gridCol w:w="2100"/>
+        <w:gridCol w:w="2938"/>
         <w:gridCol w:w="412"/>
-        <w:gridCol w:w="2100"/>
+        <w:gridCol w:w="2938"/>
       </w:tblGrid>
       <w:tr>
         <w:trPr>
@@ -565,7 +560,7 @@
         </w:trPr>
         <w:tc>
           <w:tcPr>
-            <w:tcW w:type="dxa" w:w="2100"/>
+            <w:tcW w:type="dxa" w:w="2938"/>
             <w:tcBorders>
               <w:top w:val="single" w:color="A6A6A6" w:sz="4"/>
               <w:left w:val="single" w:color="A6A6A6" w:sz="4"/>
@@ -634,7 +629,7 @@
         </w:tc>
         <w:tc>
           <w:tcPr>
-            <w:tcW w:type="dxa" w:w="2100"/>
+            <w:tcW w:type="dxa" w:w="2938"/>
             <w:tcBorders>
               <w:top w:val="single" w:color="A6A6A6" w:sz="4"/>
               <w:left w:val="single" w:color="A6A6A6" w:sz="4"/>
@@ -703,7 +698,7 @@
         </w:tc>
         <w:tc>
           <w:tcPr>
-            <w:tcW w:type="dxa" w:w="2100"/>
+            <w:tcW w:type="dxa" w:w="2938"/>
             <w:tcBorders>
               <w:top w:val="single" w:color="A6A6A6" w:sz="4"/>
               <w:left w:val="single" w:color="A6A6A6" w:sz="4"/>
@@ -740,7 +735,7 @@
     </w:tbl>
     <w:p>
       <w:pPr>
-        <w:spacing w:after="80"/>
+        <w:spacing w:after="0" w:line="120" w:lineRule="exact"/>
       </w:pPr>
     </w:p>
     <w:tbl>
@@ -756,10 +751,10 @@
         </w:tblBorders>
       </w:tblPr>
       <w:tblGrid>
-        <w:gridCol w:w="596"/>
-        <w:gridCol w:w="1490"/>
-        <w:gridCol w:w="3974"/>
-        <w:gridCol w:w="3578"/>
+        <w:gridCol w:w="660"/>
+        <w:gridCol w:w="1100"/>
+        <w:gridCol w:w="5083"/>
+        <w:gridCol w:w="2795"/>
       </w:tblGrid>
       <w:tr>
         <w:trPr>
@@ -768,7 +763,7 @@
         </w:trPr>
         <w:tc>
           <w:tcPr>
-            <w:tcW w:type="dxa" w:w="596"/>
+            <w:tcW w:type="dxa" w:w="660"/>
             <w:tcBorders>
               <w:top w:val="single" w:color="A6A6A6" w:sz="4"/>
               <w:left w:val="single" w:color="A6A6A6" w:sz="4"/>
@@ -802,7 +797,7 @@
         </w:tc>
         <w:tc>
           <w:tcPr>
-            <w:tcW w:type="dxa" w:w="1490"/>
+            <w:tcW w:type="dxa" w:w="1100"/>
             <w:tcBorders>
               <w:top w:val="single" w:color="A6A6A6" w:sz="4"/>
               <w:left w:val="single" w:color="A6A6A6" w:sz="4"/>
@@ -836,7 +831,7 @@
         </w:tc>
         <w:tc>
           <w:tcPr>
-            <w:tcW w:type="dxa" w:w="3974"/>
+            <w:tcW w:type="dxa" w:w="5083"/>
             <w:tcBorders>
               <w:top w:val="single" w:color="A6A6A6" w:sz="4"/>
               <w:left w:val="single" w:color="A6A6A6" w:sz="4"/>
@@ -870,7 +865,7 @@
         </w:tc>
         <w:tc>
           <w:tcPr>
-            <w:tcW w:type="dxa" w:w="3578"/>
+            <w:tcW w:type="dxa" w:w="2795"/>
             <w:tcBorders>
               <w:top w:val="single" w:color="A6A6A6" w:sz="4"/>
               <w:left w:val="single" w:color="A6A6A6" w:sz="4"/>
@@ -909,7 +904,7 @@
         </w:trPr>
         <w:tc>
           <w:tcPr>
-            <w:tcW w:type="dxa" w:w="596"/>
+            <w:tcW w:type="dxa" w:w="660"/>
             <w:tcBorders>
               <w:top w:val="single" w:color="A6A6A6" w:sz="4"/>
               <w:left w:val="single" w:color="A6A6A6" w:sz="4"/>
@@ -940,7 +935,7 @@
         </w:tc>
         <w:tc>
           <w:tcPr>
-            <w:tcW w:type="dxa" w:w="1490"/>
+            <w:tcW w:type="dxa" w:w="1100"/>
             <w:tcBorders>
               <w:top w:val="single" w:color="A6A6A6" w:sz="4"/>
               <w:left w:val="single" w:color="A6A6A6" w:sz="4"/>
@@ -971,7 +966,7 @@
         </w:tc>
         <w:tc>
           <w:tcPr>
-            <w:tcW w:type="dxa" w:w="3974"/>
+            <w:tcW w:type="dxa" w:w="5083"/>
             <w:tcBorders>
               <w:top w:val="single" w:color="A6A6A6" w:sz="4"/>
               <w:left w:val="single" w:color="A6A6A6" w:sz="4"/>
@@ -1002,7 +997,7 @@
         </w:tc>
         <w:tc>
           <w:tcPr>
-            <w:tcW w:type="dxa" w:w="3578"/>
+            <w:tcW w:type="dxa" w:w="2795"/>
             <w:tcBorders>
               <w:top w:val="single" w:color="A6A6A6" w:sz="4"/>
               <w:left w:val="single" w:color="A6A6A6" w:sz="4"/>
@@ -1038,7 +1033,7 @@
         </w:trPr>
         <w:tc>
           <w:tcPr>
-            <w:tcW w:type="dxa" w:w="596"/>
+            <w:tcW w:type="dxa" w:w="660"/>
             <w:tcBorders>
               <w:top w:val="single" w:color="A6A6A6" w:sz="4"/>
               <w:left w:val="single" w:color="A6A6A6" w:sz="4"/>
@@ -1069,7 +1064,7 @@
         </w:tc>
         <w:tc>
           <w:tcPr>
-            <w:tcW w:type="dxa" w:w="1490"/>
+            <w:tcW w:type="dxa" w:w="1100"/>
             <w:tcBorders>
               <w:top w:val="single" w:color="A6A6A6" w:sz="4"/>
               <w:left w:val="single" w:color="A6A6A6" w:sz="4"/>
@@ -1100,7 +1095,7 @@
         </w:tc>
         <w:tc>
           <w:tcPr>
-            <w:tcW w:type="dxa" w:w="3974"/>
+            <w:tcW w:type="dxa" w:w="5083"/>
             <w:tcBorders>
               <w:top w:val="single" w:color="A6A6A6" w:sz="4"/>
               <w:left w:val="single" w:color="A6A6A6" w:sz="4"/>
@@ -1131,7 +1126,7 @@
         </w:tc>
         <w:tc>
           <w:tcPr>
-            <w:tcW w:type="dxa" w:w="3578"/>
+            <w:tcW w:type="dxa" w:w="2795"/>
             <w:tcBorders>
               <w:top w:val="single" w:color="A6A6A6" w:sz="4"/>
               <w:left w:val="single" w:color="A6A6A6" w:sz="4"/>
@@ -1167,7 +1162,7 @@
         </w:trPr>
         <w:tc>
           <w:tcPr>
-            <w:tcW w:type="dxa" w:w="596"/>
+            <w:tcW w:type="dxa" w:w="660"/>
             <w:tcBorders>
               <w:top w:val="single" w:color="A6A6A6" w:sz="4"/>
               <w:left w:val="single" w:color="A6A6A6" w:sz="4"/>
@@ -1198,7 +1193,7 @@
         </w:tc>
         <w:tc>
           <w:tcPr>
-            <w:tcW w:type="dxa" w:w="1490"/>
+            <w:tcW w:type="dxa" w:w="1100"/>
             <w:tcBorders>
               <w:top w:val="single" w:color="A6A6A6" w:sz="4"/>
               <w:left w:val="single" w:color="A6A6A6" w:sz="4"/>
@@ -1229,7 +1224,7 @@
         </w:tc>
         <w:tc>
           <w:tcPr>
-            <w:tcW w:type="dxa" w:w="3974"/>
+            <w:tcW w:type="dxa" w:w="5083"/>
             <w:tcBorders>
               <w:top w:val="single" w:color="A6A6A6" w:sz="4"/>
               <w:left w:val="single" w:color="A6A6A6" w:sz="4"/>
@@ -1260,7 +1255,7 @@
         </w:tc>
         <w:tc>
           <w:tcPr>
-            <w:tcW w:type="dxa" w:w="3578"/>
+            <w:tcW w:type="dxa" w:w="2795"/>
             <w:tcBorders>
               <w:top w:val="single" w:color="A6A6A6" w:sz="4"/>
               <w:left w:val="single" w:color="A6A6A6" w:sz="4"/>
@@ -1291,6 +1286,11 @@
         </w:tc>
       </w:tr>
     </w:tbl>
+    <w:p>
+      <w:pPr>
+        <w:spacing w:after="60"/>
+      </w:pPr>
+    </w:p>
     <w:p>
       <w:pPr>
         <w:pStyle w:val="Heading1"/>
@@ -1322,8 +1322,8 @@
         </w:tblBorders>
       </w:tblPr>
       <w:tblGrid>
-        <w:gridCol w:w="2409"/>
-        <w:gridCol w:w="7229"/>
+        <w:gridCol w:w="1460"/>
+        <w:gridCol w:w="8178"/>
       </w:tblGrid>
       <w:tr>
         <w:trPr>
@@ -1332,7 +1332,7 @@
         </w:trPr>
         <w:tc>
           <w:tcPr>
-            <w:tcW w:type="dxa" w:w="2409"/>
+            <w:tcW w:type="dxa" w:w="1460"/>
             <w:tcBorders>
               <w:top w:val="single" w:color="A6A6A6" w:sz="4"/>
               <w:left w:val="single" w:color="A6A6A6" w:sz="4"/>
@@ -1366,7 +1366,7 @@
         </w:tc>
         <w:tc>
           <w:tcPr>
-            <w:tcW w:type="dxa" w:w="7229"/>
+            <w:tcW w:type="dxa" w:w="8178"/>
             <w:tcBorders>
               <w:top w:val="single" w:color="A6A6A6" w:sz="4"/>
               <w:left w:val="single" w:color="A6A6A6" w:sz="4"/>
@@ -1405,7 +1405,7 @@
         </w:trPr>
         <w:tc>
           <w:tcPr>
-            <w:tcW w:type="dxa" w:w="2409"/>
+            <w:tcW w:type="dxa" w:w="1460"/>
             <w:tcBorders>
               <w:top w:val="single" w:color="A6A6A6" w:sz="4"/>
               <w:left w:val="single" w:color="A6A6A6" w:sz="4"/>
@@ -1436,7 +1436,7 @@
         </w:tc>
         <w:tc>
           <w:tcPr>
-            <w:tcW w:type="dxa" w:w="7229"/>
+            <w:tcW w:type="dxa" w:w="8178"/>
             <w:tcBorders>
               <w:top w:val="single" w:color="A6A6A6" w:sz="4"/>
               <w:left w:val="single" w:color="A6A6A6" w:sz="4"/>
@@ -1467,6 +1467,11 @@
         </w:tc>
       </w:tr>
     </w:tbl>
+    <w:p>
+      <w:pPr>
+        <w:spacing w:after="60"/>
+      </w:pPr>
+    </w:p>
     <w:p>
       <w:pPr>
         <w:pStyle w:val="Heading1"/>
@@ -1490,18 +1495,10 @@
         <w:pStyle w:val="ListParagraph"/>
         <w:numPr>
           <w:ilvl w:val="0"/>
-          <w:numId w:val="3"/>
+          <w:numId w:val="2"/>
         </w:numPr>
         <w:spacing w:after="70" w:line="290"/>
       </w:pPr>
-      <w:r>
-        <w:rPr>
-          <w:rFonts w:ascii="Arial" w:cs="Arial" w:eastAsia="Arial" w:hAnsi="Arial"/>
-          <w:sz w:val="21"/>
-          <w:szCs w:val="21"/>
-        </w:rPr>
-        <w:t xml:space="preserve"/>
-      </w:r>
       <w:r>
         <w:rPr>
           <w:rFonts w:ascii="Arial" w:cs="Arial" w:eastAsia="Arial" w:hAnsi="Arial"/>
@@ -1526,7 +1523,7 @@
         <w:pStyle w:val="ListParagraph"/>
         <w:numPr>
           <w:ilvl w:val="0"/>
-          <w:numId w:val="3"/>
+          <w:numId w:val="2"/>
         </w:numPr>
         <w:spacing w:after="70" w:line="290"/>
       </w:pPr>
@@ -1562,7 +1559,7 @@
         <w:pStyle w:val="ListParagraph"/>
         <w:numPr>
           <w:ilvl w:val="0"/>
-          <w:numId w:val="3"/>
+          <w:numId w:val="2"/>
         </w:numPr>
         <w:spacing w:after="70" w:line="290"/>
       </w:pPr>
@@ -1580,7 +1577,7 @@
         <w:pStyle w:val="ListParagraph"/>
         <w:numPr>
           <w:ilvl w:val="0"/>
-          <w:numId w:val="3"/>
+          <w:numId w:val="2"/>
         </w:numPr>
         <w:spacing w:after="70" w:line="290"/>
       </w:pPr>
@@ -1624,9 +1621,9 @@
         </w:tblBorders>
       </w:tblPr>
       <w:tblGrid>
-        <w:gridCol w:w="2409"/>
-        <w:gridCol w:w="2007"/>
-        <w:gridCol w:w="5222"/>
+        <w:gridCol w:w="2973"/>
+        <w:gridCol w:w="1641"/>
+        <w:gridCol w:w="5024"/>
       </w:tblGrid>
       <w:tr>
         <w:trPr>
@@ -1635,7 +1632,7 @@
         </w:trPr>
         <w:tc>
           <w:tcPr>
-            <w:tcW w:type="dxa" w:w="2409"/>
+            <w:tcW w:type="dxa" w:w="2973"/>
             <w:tcBorders>
               <w:top w:val="single" w:color="A6A6A6" w:sz="4"/>
               <w:left w:val="single" w:color="A6A6A6" w:sz="4"/>
@@ -1669,7 +1666,7 @@
         </w:tc>
         <w:tc>
           <w:tcPr>
-            <w:tcW w:type="dxa" w:w="2007"/>
+            <w:tcW w:type="dxa" w:w="1641"/>
             <w:tcBorders>
               <w:top w:val="single" w:color="A6A6A6" w:sz="4"/>
               <w:left w:val="single" w:color="A6A6A6" w:sz="4"/>
@@ -1703,7 +1700,7 @@
         </w:tc>
         <w:tc>
           <w:tcPr>
-            <w:tcW w:type="dxa" w:w="5222"/>
+            <w:tcW w:type="dxa" w:w="5024"/>
             <w:tcBorders>
               <w:top w:val="single" w:color="A6A6A6" w:sz="4"/>
               <w:left w:val="single" w:color="A6A6A6" w:sz="4"/>
@@ -1742,7 +1739,7 @@
         </w:trPr>
         <w:tc>
           <w:tcPr>
-            <w:tcW w:type="dxa" w:w="2409"/>
+            <w:tcW w:type="dxa" w:w="2973"/>
             <w:tcBorders>
               <w:top w:val="single" w:color="A6A6A6" w:sz="4"/>
               <w:left w:val="single" w:color="A6A6A6" w:sz="4"/>
@@ -1773,7 +1770,7 @@
         </w:tc>
         <w:tc>
           <w:tcPr>
-            <w:tcW w:type="dxa" w:w="2007"/>
+            <w:tcW w:type="dxa" w:w="1641"/>
             <w:tcBorders>
               <w:top w:val="single" w:color="A6A6A6" w:sz="4"/>
               <w:left w:val="single" w:color="A6A6A6" w:sz="4"/>
@@ -1804,7 +1801,7 @@
         </w:tc>
         <w:tc>
           <w:tcPr>
-            <w:tcW w:type="dxa" w:w="5222"/>
+            <w:tcW w:type="dxa" w:w="5024"/>
             <w:tcBorders>
               <w:top w:val="single" w:color="A6A6A6" w:sz="4"/>
               <w:left w:val="single" w:color="A6A6A6" w:sz="4"/>
@@ -1840,7 +1837,7 @@
         </w:trPr>
         <w:tc>
           <w:tcPr>
-            <w:tcW w:type="dxa" w:w="2409"/>
+            <w:tcW w:type="dxa" w:w="2973"/>
             <w:tcBorders>
               <w:top w:val="single" w:color="A6A6A6" w:sz="4"/>
               <w:left w:val="single" w:color="A6A6A6" w:sz="4"/>
@@ -1871,7 +1868,7 @@
         </w:tc>
         <w:tc>
           <w:tcPr>
-            <w:tcW w:type="dxa" w:w="2007"/>
+            <w:tcW w:type="dxa" w:w="1641"/>
             <w:tcBorders>
               <w:top w:val="single" w:color="A6A6A6" w:sz="4"/>
               <w:left w:val="single" w:color="A6A6A6" w:sz="4"/>
@@ -1902,7 +1899,7 @@
         </w:tc>
         <w:tc>
           <w:tcPr>
-            <w:tcW w:type="dxa" w:w="5222"/>
+            <w:tcW w:type="dxa" w:w="5024"/>
             <w:tcBorders>
               <w:top w:val="single" w:color="A6A6A6" w:sz="4"/>
               <w:left w:val="single" w:color="A6A6A6" w:sz="4"/>
@@ -1938,7 +1935,7 @@
         </w:trPr>
         <w:tc>
           <w:tcPr>
-            <w:tcW w:type="dxa" w:w="2409"/>
+            <w:tcW w:type="dxa" w:w="2973"/>
             <w:tcBorders>
               <w:top w:val="single" w:color="A6A6A6" w:sz="4"/>
               <w:left w:val="single" w:color="A6A6A6" w:sz="4"/>
@@ -1969,7 +1966,7 @@
         </w:tc>
         <w:tc>
           <w:tcPr>
-            <w:tcW w:type="dxa" w:w="2007"/>
+            <w:tcW w:type="dxa" w:w="1641"/>
             <w:tcBorders>
               <w:top w:val="single" w:color="A6A6A6" w:sz="4"/>
               <w:left w:val="single" w:color="A6A6A6" w:sz="4"/>
@@ -2000,7 +1997,7 @@
         </w:tc>
         <w:tc>
           <w:tcPr>
-            <w:tcW w:type="dxa" w:w="5222"/>
+            <w:tcW w:type="dxa" w:w="5024"/>
             <w:tcBorders>
               <w:top w:val="single" w:color="A6A6A6" w:sz="4"/>
               <w:left w:val="single" w:color="A6A6A6" w:sz="4"/>
@@ -2036,7 +2033,7 @@
         </w:trPr>
         <w:tc>
           <w:tcPr>
-            <w:tcW w:type="dxa" w:w="2409"/>
+            <w:tcW w:type="dxa" w:w="2973"/>
             <w:tcBorders>
               <w:top w:val="single" w:color="A6A6A6" w:sz="4"/>
               <w:left w:val="single" w:color="A6A6A6" w:sz="4"/>
@@ -2067,7 +2064,7 @@
         </w:tc>
         <w:tc>
           <w:tcPr>
-            <w:tcW w:type="dxa" w:w="2007"/>
+            <w:tcW w:type="dxa" w:w="1641"/>
             <w:tcBorders>
               <w:top w:val="single" w:color="A6A6A6" w:sz="4"/>
               <w:left w:val="single" w:color="A6A6A6" w:sz="4"/>
@@ -2098,7 +2095,7 @@
         </w:tc>
         <w:tc>
           <w:tcPr>
-            <w:tcW w:type="dxa" w:w="5222"/>
+            <w:tcW w:type="dxa" w:w="5024"/>
             <w:tcBorders>
               <w:top w:val="single" w:color="A6A6A6" w:sz="4"/>
               <w:left w:val="single" w:color="A6A6A6" w:sz="4"/>
@@ -2129,6 +2126,11 @@
         </w:tc>
       </w:tr>
     </w:tbl>
+    <w:p>
+      <w:pPr>
+        <w:spacing w:after="60"/>
+      </w:pPr>
+    </w:p>
     <w:p>
       <w:pPr>
         <w:pStyle w:val="Heading1"/>
@@ -2160,8 +2162,8 @@
         </w:tblBorders>
       </w:tblPr>
       <w:tblGrid>
-        <w:gridCol w:w="2610"/>
-        <w:gridCol w:w="7028"/>
+        <w:gridCol w:w="2754"/>
+        <w:gridCol w:w="6884"/>
       </w:tblGrid>
       <w:tr>
         <w:trPr>
@@ -2170,7 +2172,7 @@
         </w:trPr>
         <w:tc>
           <w:tcPr>
-            <w:tcW w:type="dxa" w:w="2610"/>
+            <w:tcW w:type="dxa" w:w="2754"/>
             <w:tcBorders>
               <w:top w:val="single" w:color="A6A6A6" w:sz="4"/>
               <w:left w:val="single" w:color="A6A6A6" w:sz="4"/>
@@ -2204,7 +2206,7 @@
         </w:tc>
         <w:tc>
           <w:tcPr>
-            <w:tcW w:type="dxa" w:w="7028"/>
+            <w:tcW w:type="dxa" w:w="6884"/>
             <w:tcBorders>
               <w:top w:val="single" w:color="A6A6A6" w:sz="4"/>
               <w:left w:val="single" w:color="A6A6A6" w:sz="4"/>
@@ -2243,7 +2245,7 @@
         </w:trPr>
         <w:tc>
           <w:tcPr>
-            <w:tcW w:type="dxa" w:w="2610"/>
+            <w:tcW w:type="dxa" w:w="2754"/>
             <w:tcBorders>
               <w:top w:val="single" w:color="A6A6A6" w:sz="4"/>
               <w:left w:val="single" w:color="A6A6A6" w:sz="4"/>
@@ -2274,7 +2276,7 @@
         </w:tc>
         <w:tc>
           <w:tcPr>
-            <w:tcW w:type="dxa" w:w="7028"/>
+            <w:tcW w:type="dxa" w:w="6884"/>
             <w:tcBorders>
               <w:top w:val="single" w:color="A6A6A6" w:sz="4"/>
               <w:left w:val="single" w:color="A6A6A6" w:sz="4"/>
@@ -2305,6 +2307,11 @@
         </w:tc>
       </w:tr>
     </w:tbl>
+    <w:p>
+      <w:pPr>
+        <w:spacing w:after="60"/>
+      </w:pPr>
+    </w:p>
     <w:p>
       <w:pPr>
         <w:pStyle w:val="Heading1"/>
@@ -2336,8 +2343,8 @@
         </w:tblBorders>
       </w:tblPr>
       <w:tblGrid>
-        <w:gridCol w:w="3614"/>
-        <w:gridCol w:w="6024"/>
+        <w:gridCol w:w="2777"/>
+        <w:gridCol w:w="6861"/>
       </w:tblGrid>
       <w:tr>
         <w:trPr>
@@ -2346,7 +2353,7 @@
         </w:trPr>
         <w:tc>
           <w:tcPr>
-            <w:tcW w:type="dxa" w:w="3614"/>
+            <w:tcW w:type="dxa" w:w="2777"/>
             <w:tcBorders>
               <w:top w:val="single" w:color="A6A6A6" w:sz="4"/>
               <w:left w:val="single" w:color="A6A6A6" w:sz="4"/>
@@ -2380,7 +2387,7 @@
         </w:tc>
         <w:tc>
           <w:tcPr>
-            <w:tcW w:type="dxa" w:w="6024"/>
+            <w:tcW w:type="dxa" w:w="6861"/>
             <w:tcBorders>
               <w:top w:val="single" w:color="A6A6A6" w:sz="4"/>
               <w:left w:val="single" w:color="A6A6A6" w:sz="4"/>
@@ -2419,7 +2426,7 @@
         </w:trPr>
         <w:tc>
           <w:tcPr>
-            <w:tcW w:type="dxa" w:w="3614"/>
+            <w:tcW w:type="dxa" w:w="2777"/>
             <w:tcBorders>
               <w:top w:val="single" w:color="A6A6A6" w:sz="4"/>
               <w:left w:val="single" w:color="A6A6A6" w:sz="4"/>
@@ -2450,7 +2457,7 @@
         </w:tc>
         <w:tc>
           <w:tcPr>
-            <w:tcW w:type="dxa" w:w="6024"/>
+            <w:tcW w:type="dxa" w:w="6861"/>
             <w:tcBorders>
               <w:top w:val="single" w:color="A6A6A6" w:sz="4"/>
               <w:left w:val="single" w:color="A6A6A6" w:sz="4"/>
@@ -2481,6 +2488,11 @@
         </w:tc>
       </w:tr>
     </w:tbl>
+    <w:p>
+      <w:pPr>
+        <w:spacing w:after="60"/>
+      </w:pPr>
+    </w:p>
     <w:p>
       <w:pPr>
         <w:pStyle w:val="Heading1"/>
@@ -2504,7 +2516,7 @@
         <w:pStyle w:val="ListParagraph"/>
         <w:numPr>
           <w:ilvl w:val="0"/>
-          <w:numId w:val="2"/>
+          <w:numId w:val="1"/>
         </w:numPr>
         <w:spacing w:after="60" w:line="290"/>
       </w:pPr>
@@ -2514,7 +2526,7 @@
           <w:sz w:val="21"/>
           <w:szCs w:val="21"/>
         </w:rPr>
-        <w:t xml:space="preserve">Báo cáo Thu chi có cách nhóm "Theo loại thu chi".</w:t>
+        <w:t xml:space="preserve">Báo cáo Thu chi có cách nhóm "Theo loại thu chi". Số phiếu của mỗi loại tính trên toàn bộ lịch sử ở máy chủ.</w:t>
       </w:r>
     </w:p>
     <w:p>
@@ -2522,7 +2534,7 @@
         <w:pStyle w:val="ListParagraph"/>
         <w:numPr>
           <w:ilvl w:val="0"/>
-          <w:numId w:val="2"/>
+          <w:numId w:val="1"/>
         </w:numPr>
         <w:spacing w:after="60" w:line="290"/>
       </w:pPr>
@@ -2585,7 +2597,7 @@
 </file>
 
 <file path=word/footer1.xml><?xml version="1.0" encoding="utf-8"?>
-<w:ftr xmlns:wpc="http://schemas.microsoft.com/office/word/2010/wordprocessingCanvas" xmlns:mc="http://schemas.openxmlformats.org/markup-compatibility/2006" xmlns:o="urn:schemas-microsoft-com:office:office" xmlns:r="http://schemas.openxmlformats.org/officeDocument/2006/relationships" xmlns:m="http://schemas.openxmlformats.org/officeDocument/2006/math" xmlns:v="urn:schemas-microsoft-com:vml" xmlns:wp14="http://schemas.microsoft.com/office/word/2010/wordprocessingDrawing" xmlns:wp="http://schemas.openxmlformats.org/drawingml/2006/wordprocessingDrawing" xmlns:w10="urn:schemas-microsoft-com:office:word" xmlns:w="http://schemas.openxmlformats.org/wordprocessingml/2006/main" xmlns:w14="http://schemas.microsoft.com/office/word/2010/wordml" xmlns:w15="http://schemas.microsoft.com/office/word/2012/wordml" xmlns:wpg="http://schemas.microsoft.com/office/word/2010/wordprocessingGroup" xmlns:wpi="http://schemas.microsoft.com/office/word/2010/wordprocessingInk" xmlns:wne="http://schemas.microsoft.com/office/word/2006/wordml" xmlns:wps="http://schemas.microsoft.com/office/word/2010/wordprocessingShape">
+<w:ftr xmlns:r="http://schemas.openxmlformats.org/officeDocument/2006/relationships" xmlns:w="http://schemas.openxmlformats.org/wordprocessingml/2006/main">
   <w:p>
     <w:pPr>
       <w:jc w:val="center"/>
@@ -2625,6 +2637,15 @@
         <w:szCs w:val="17"/>
       </w:rPr>
       <w:fldChar w:fldCharType="separate"/>
+    </w:r>
+    <w:r>
+      <w:rPr>
+        <w:rFonts w:ascii="Arial" w:cs="Arial" w:eastAsia="Arial" w:hAnsi="Arial"/>
+        <w:color w:val="7F7F7F"/>
+        <w:sz w:val="17"/>
+        <w:szCs w:val="17"/>
+      </w:rPr>
+      <w:t>1</w:t>
     </w:r>
     <w:r>
       <w:rPr>
@@ -2678,6 +2699,15 @@
         <w:sz w:val="17"/>
         <w:szCs w:val="17"/>
       </w:rPr>
+      <w:t>1</w:t>
+    </w:r>
+    <w:r>
+      <w:rPr>
+        <w:rFonts w:ascii="Arial" w:cs="Arial" w:eastAsia="Arial" w:hAnsi="Arial"/>
+        <w:color w:val="7F7F7F"/>
+        <w:sz w:val="17"/>
+        <w:szCs w:val="17"/>
+      </w:rPr>
       <w:fldChar w:fldCharType="end"/>
     </w:r>
   </w:p>
@@ -2722,7 +2752,7 @@
 </file>
 
 <file path=word/header1.xml><?xml version="1.0" encoding="utf-8"?>
-<w:hdr xmlns:wpc="http://schemas.microsoft.com/office/word/2010/wordprocessingCanvas" xmlns:mc="http://schemas.openxmlformats.org/markup-compatibility/2006" xmlns:o="urn:schemas-microsoft-com:office:office" xmlns:r="http://schemas.openxmlformats.org/officeDocument/2006/relationships" xmlns:m="http://schemas.openxmlformats.org/officeDocument/2006/math" xmlns:v="urn:schemas-microsoft-com:vml" xmlns:wp14="http://schemas.microsoft.com/office/word/2010/wordprocessingDrawing" xmlns:wp="http://schemas.openxmlformats.org/drawingml/2006/wordprocessingDrawing" xmlns:w10="urn:schemas-microsoft-com:office:word" xmlns:w="http://schemas.openxmlformats.org/wordprocessingml/2006/main" xmlns:w14="http://schemas.microsoft.com/office/word/2010/wordml" xmlns:w15="http://schemas.microsoft.com/office/word/2012/wordml" xmlns:wpg="http://schemas.microsoft.com/office/word/2010/wordprocessingGroup" xmlns:wpi="http://schemas.microsoft.com/office/word/2010/wordprocessingInk" xmlns:wne="http://schemas.microsoft.com/office/word/2006/wordml" xmlns:wps="http://schemas.microsoft.com/office/word/2010/wordprocessingShape" xmlns:cx="http://schemas.microsoft.com/office/drawing/2014/chartex" xmlns:cx1="http://schemas.microsoft.com/office/drawing/2015/9/8/chartex" xmlns:cx2="http://schemas.microsoft.com/office/drawing/2015/10/21/chartex" xmlns:cx3="http://schemas.microsoft.com/office/drawing/2016/5/9/chartex" xmlns:cx4="http://schemas.microsoft.com/office/drawing/2016/5/10/chartex" xmlns:cx5="http://schemas.microsoft.com/office/drawing/2016/5/11/chartex" xmlns:cx6="http://schemas.microsoft.com/office/drawing/2016/5/12/chartex" xmlns:cx7="http://schemas.microsoft.com/office/drawing/2016/5/13/chartex" xmlns:cx8="http://schemas.microsoft.com/office/drawing/2016/5/14/chartex" xmlns:w16cid="http://schemas.microsoft.com/office/word/2016/wordml/cid" xmlns:w16se="http://schemas.microsoft.com/office/word/2015/wordml/symex">
+<w:hdr xmlns:r="http://schemas.openxmlformats.org/officeDocument/2006/relationships" xmlns:w="http://schemas.openxmlformats.org/wordprocessingml/2006/main">
   <w:p>
     <w:pPr>
       <w:pBdr>
@@ -2748,101 +2778,18 @@
         <w:sz w:val="17"/>
         <w:szCs w:val="17"/>
       </w:rPr>
-      <w:t xml:space="preserve">	ATL-18 · Loại thu chi</w:t>
+      <w:tab/>
+      <w:t xml:space="preserve">ATL-18 · Loại thu chi</w:t>
     </w:r>
   </w:p>
 </w:hdr>
 </file>
 
 <file path=word/numbering.xml><?xml version="1.0" encoding="utf-8"?>
-<w:numbering xmlns:wpc="http://schemas.microsoft.com/office/word/2010/wordprocessingCanvas" xmlns:mc="http://schemas.openxmlformats.org/markup-compatibility/2006" xmlns:o="urn:schemas-microsoft-com:office:office" xmlns:r="http://schemas.openxmlformats.org/officeDocument/2006/relationships" xmlns:m="http://schemas.openxmlformats.org/officeDocument/2006/math" xmlns:v="urn:schemas-microsoft-com:vml" xmlns:wp14="http://schemas.microsoft.com/office/word/2010/wordprocessingDrawing" xmlns:wp="http://schemas.openxmlformats.org/drawingml/2006/wordprocessingDrawing" xmlns:w10="urn:schemas-microsoft-com:office:word" xmlns:w="http://schemas.openxmlformats.org/wordprocessingml/2006/main" xmlns:w14="http://schemas.microsoft.com/office/word/2010/wordml" xmlns:w15="http://schemas.microsoft.com/office/word/2012/wordml" xmlns:wpg="http://schemas.microsoft.com/office/word/2010/wordprocessingGroup" xmlns:wpi="http://schemas.microsoft.com/office/word/2010/wordprocessingInk" xmlns:wne="http://schemas.microsoft.com/office/word/2006/wordml" xmlns:wps="http://schemas.microsoft.com/office/word/2010/wordprocessingShape" mc:Ignorable="w14 w15 wp14">
-  <w:abstractNum w:abstractNumId="1" w15:restartNumberingAfterBreak="0">
-    <w:multiLevelType w:val="hybridMultilevel"/>
-    <w:lvl w:ilvl="0" w:tentative="1">
-      <w:start w:val="1"/>
-      <w:numFmt w:val="bullet"/>
-      <w:lvlText w:val="●"/>
-      <w:lvlJc w:val="left"/>
-      <w:pPr>
-        <w:ind w:left="720" w:hanging="360"/>
-      </w:pPr>
-    </w:lvl>
-    <w:lvl w:ilvl="1" w:tentative="1">
-      <w:start w:val="1"/>
-      <w:numFmt w:val="bullet"/>
-      <w:lvlText w:val="○"/>
-      <w:lvlJc w:val="left"/>
-      <w:pPr>
-        <w:ind w:left="1440" w:hanging="360"/>
-      </w:pPr>
-    </w:lvl>
-    <w:lvl w:ilvl="2" w:tentative="1">
-      <w:start w:val="1"/>
-      <w:numFmt w:val="bullet"/>
-      <w:lvlText w:val="■"/>
-      <w:lvlJc w:val="left"/>
-      <w:pPr>
-        <w:ind w:left="2160" w:hanging="360"/>
-      </w:pPr>
-    </w:lvl>
-    <w:lvl w:ilvl="3" w:tentative="1">
-      <w:start w:val="1"/>
-      <w:numFmt w:val="bullet"/>
-      <w:lvlText w:val="●"/>
-      <w:lvlJc w:val="left"/>
-      <w:pPr>
-        <w:ind w:left="2880" w:hanging="360"/>
-      </w:pPr>
-    </w:lvl>
-    <w:lvl w:ilvl="4" w:tentative="1">
-      <w:start w:val="1"/>
-      <w:numFmt w:val="bullet"/>
-      <w:lvlText w:val="○"/>
-      <w:lvlJc w:val="left"/>
-      <w:pPr>
-        <w:ind w:left="3600" w:hanging="360"/>
-      </w:pPr>
-    </w:lvl>
-    <w:lvl w:ilvl="5" w:tentative="1">
-      <w:start w:val="1"/>
-      <w:numFmt w:val="bullet"/>
-      <w:lvlText w:val="■"/>
-      <w:lvlJc w:val="left"/>
-      <w:pPr>
-        <w:ind w:left="4320" w:hanging="360"/>
-      </w:pPr>
-    </w:lvl>
-    <w:lvl w:ilvl="6" w:tentative="1">
-      <w:start w:val="1"/>
-      <w:numFmt w:val="bullet"/>
-      <w:lvlText w:val="●"/>
-      <w:lvlJc w:val="left"/>
-      <w:pPr>
-        <w:ind w:left="5040" w:hanging="360"/>
-      </w:pPr>
-    </w:lvl>
-    <w:lvl w:ilvl="7" w:tentative="1">
-      <w:start w:val="1"/>
-      <w:numFmt w:val="bullet"/>
-      <w:lvlText w:val="●"/>
-      <w:lvlJc w:val="left"/>
-      <w:pPr>
-        <w:ind w:left="5760" w:hanging="360"/>
-      </w:pPr>
-    </w:lvl>
-    <w:lvl w:ilvl="8" w:tentative="1">
-      <w:start w:val="1"/>
-      <w:numFmt w:val="bullet"/>
-      <w:lvlText w:val="●"/>
-      <w:lvlJc w:val="left"/>
-      <w:pPr>
-        <w:ind w:left="6480" w:hanging="360"/>
-      </w:pPr>
-    </w:lvl>
-  </w:abstractNum>
-  <w:abstractNum w:abstractNumId="2" w15:restartNumberingAfterBreak="0">
-    <w:multiLevelType w:val="hybridMultilevel"/>
-    <w:lvl w:ilvl="0" w:tentative="1">
+<w:numbering xmlns:r="http://schemas.openxmlformats.org/officeDocument/2006/relationships" xmlns:w="http://schemas.openxmlformats.org/wordprocessingml/2006/main">
+  <w:abstractNum w:abstractNumId="1">
+    <w:multiLevelType w:val="singleLevel"/>
+    <w:lvl w:ilvl="0">
       <w:start w:val="1"/>
       <w:numFmt w:val="bullet"/>
       <w:lvlText w:val="•"/>
@@ -2852,9 +2799,9 @@
       </w:pPr>
     </w:lvl>
   </w:abstractNum>
-  <w:abstractNum w:abstractNumId="3" w15:restartNumberingAfterBreak="0">
-    <w:multiLevelType w:val="hybridMultilevel"/>
-    <w:lvl w:ilvl="0" w:tentative="1">
+  <w:abstractNum w:abstractNumId="2">
+    <w:multiLevelType w:val="singleLevel"/>
+    <w:lvl w:ilvl="0">
       <w:start w:val="1"/>
       <w:numFmt w:val="decimal"/>
       <w:lvlText w:val="%1."/>
@@ -2866,18 +2813,9 @@
   </w:abstractNum>
   <w:num w:numId="1">
     <w:abstractNumId w:val="1"/>
-    <w:lvlOverride w:ilvl="0">
-      <w:startOverride w:val="1"/>
-    </w:lvlOverride>
   </w:num>
   <w:num w:numId="2">
     <w:abstractNumId w:val="2"/>
-    <w:lvlOverride w:ilvl="0">
-      <w:startOverride w:val="1"/>
-    </w:lvlOverride>
-  </w:num>
-  <w:num w:numId="3">
-    <w:abstractNumId w:val="3"/>
     <w:lvlOverride w:ilvl="0">
       <w:startOverride w:val="1"/>
     </w:lvlOverride>
